--- a/FSD MERN - Designing a Dynamic Front-end with React JAN 2026 batch 1/React JS Day 10- 15-02-2026.docx
+++ b/FSD MERN - Designing a Dynamic Front-end with React JAN 2026 batch 1/React JS Day 10- 15-02-2026.docx
@@ -12,6 +12,13 @@
     <w:p>
       <w:pPr>
         <w:rPr>
+          <w:lang w:val="en-US"/>
+        </w:rPr>
+      </w:pPr>
+    </w:p>
+    <w:p>
+      <w:pPr>
+        <w:rPr>
           <w:b/>
           <w:bCs/>
           <w:lang w:val="en-US"/>
@@ -23,23 +30,7 @@
           <w:bCs/>
           <w:lang w:val="en-US"/>
         </w:rPr>
-        <w:t xml:space="preserve">Lesson </w:t>
-      </w:r>
-      <w:r>
-        <w:rPr>
-          <w:b/>
-          <w:bCs/>
-          <w:lang w:val="en-US"/>
-        </w:rPr>
-        <w:t>6</w:t>
-      </w:r>
-      <w:r>
-        <w:rPr>
-          <w:b/>
-          <w:bCs/>
-          <w:lang w:val="en-US"/>
-        </w:rPr>
-        <w:t xml:space="preserve"> contents </w:t>
+        <w:t xml:space="preserve">Custom hook </w:t>
       </w:r>
     </w:p>
     <w:p>
@@ -48,436 +39,11 @@
           <w:lang w:val="en-US"/>
         </w:rPr>
       </w:pPr>
-      <w:proofErr w:type="gramStart"/>
-      <w:r>
-        <w:rPr>
-          <w:lang w:val="en-US"/>
-        </w:rPr>
-        <w:t>State :</w:t>
-      </w:r>
-      <w:proofErr w:type="gramEnd"/>
-      <w:r>
-        <w:rPr>
-          <w:lang w:val="en-US"/>
-        </w:rPr>
-        <w:t xml:space="preserve"> </w:t>
-      </w:r>
-      <w:r>
-        <w:rPr>
-          <w:lang w:val="en-US"/>
-        </w:rPr>
-        <w:tab/>
-        <w:t xml:space="preserve">state variable </w:t>
-      </w:r>
-      <w:proofErr w:type="gramStart"/>
-      <w:r>
-        <w:rPr>
-          <w:lang w:val="en-US"/>
-        </w:rPr>
-        <w:t>are</w:t>
-      </w:r>
-      <w:proofErr w:type="gramEnd"/>
-      <w:r>
-        <w:rPr>
-          <w:lang w:val="en-US"/>
-        </w:rPr>
-        <w:t xml:space="preserve"> local to </w:t>
-      </w:r>
-      <w:proofErr w:type="gramStart"/>
-      <w:r>
-        <w:rPr>
-          <w:lang w:val="en-US"/>
-        </w:rPr>
-        <w:t>that particular components</w:t>
-      </w:r>
-      <w:proofErr w:type="gramEnd"/>
-      <w:r>
-        <w:rPr>
-          <w:lang w:val="en-US"/>
-        </w:rPr>
-        <w:t xml:space="preserve">. </w:t>
-      </w:r>
-      <w:r>
-        <w:rPr>
-          <w:lang w:val="en-US"/>
-        </w:rPr>
-        <w:t xml:space="preserve">Local state variable. </w:t>
-      </w:r>
-    </w:p>
-    <w:p>
-      <w:pPr>
-        <w:rPr>
-          <w:lang w:val="en-US"/>
-        </w:rPr>
-      </w:pPr>
-      <w:proofErr w:type="gramStart"/>
-      <w:r>
-        <w:rPr>
-          <w:highlight w:val="yellow"/>
-          <w:lang w:val="en-US"/>
-        </w:rPr>
-        <w:t>Props :</w:t>
-      </w:r>
-      <w:proofErr w:type="gramEnd"/>
-      <w:r>
-        <w:rPr>
-          <w:lang w:val="en-US"/>
-        </w:rPr>
-        <w:t xml:space="preserve"> props </w:t>
-      </w:r>
-      <w:proofErr w:type="gramStart"/>
-      <w:r>
-        <w:rPr>
-          <w:lang w:val="en-US"/>
-        </w:rPr>
-        <w:t>is</w:t>
-      </w:r>
-      <w:proofErr w:type="gramEnd"/>
-      <w:r>
-        <w:rPr>
-          <w:lang w:val="en-US"/>
-        </w:rPr>
-        <w:t xml:space="preserve"> </w:t>
-      </w:r>
-      <w:proofErr w:type="gramStart"/>
-      <w:r>
-        <w:rPr>
-          <w:lang w:val="en-US"/>
-        </w:rPr>
-        <w:t>use</w:t>
-      </w:r>
-      <w:proofErr w:type="gramEnd"/>
-      <w:r>
-        <w:rPr>
-          <w:lang w:val="en-US"/>
-        </w:rPr>
-        <w:t xml:space="preserve"> to share the data between one component to another </w:t>
-      </w:r>
-      <w:proofErr w:type="gramStart"/>
-      <w:r>
-        <w:rPr>
-          <w:lang w:val="en-US"/>
-        </w:rPr>
-        <w:t>components</w:t>
-      </w:r>
-      <w:proofErr w:type="gramEnd"/>
-      <w:r>
-        <w:rPr>
-          <w:lang w:val="en-US"/>
-        </w:rPr>
-        <w:t xml:space="preserve">. </w:t>
-      </w:r>
-      <w:proofErr w:type="spellStart"/>
-      <w:proofErr w:type="gramStart"/>
-      <w:r>
-        <w:rPr>
-          <w:lang w:val="en-US"/>
-        </w:rPr>
-        <w:t>Base</w:t>
-      </w:r>
-      <w:proofErr w:type="spellEnd"/>
-      <w:proofErr w:type="gramEnd"/>
-      <w:r>
-        <w:rPr>
-          <w:lang w:val="en-US"/>
-        </w:rPr>
-        <w:t xml:space="preserve"> upon the relationship. </w:t>
-      </w:r>
-    </w:p>
-    <w:p>
-      <w:pPr>
-        <w:rPr>
-          <w:lang w:val="en-US"/>
-        </w:rPr>
-      </w:pPr>
-      <w:r>
-        <w:rPr>
-          <w:lang w:val="en-US"/>
-        </w:rPr>
-        <w:tab/>
-        <w:t xml:space="preserve">If </w:t>
-      </w:r>
-      <w:proofErr w:type="gramStart"/>
-      <w:r>
-        <w:rPr>
-          <w:lang w:val="en-US"/>
-        </w:rPr>
-        <w:t>relationship is</w:t>
-      </w:r>
-      <w:proofErr w:type="gramEnd"/>
-      <w:r>
-        <w:rPr>
-          <w:lang w:val="en-US"/>
-        </w:rPr>
-        <w:t xml:space="preserve"> very </w:t>
-      </w:r>
-      <w:proofErr w:type="gramStart"/>
-      <w:r>
-        <w:rPr>
-          <w:lang w:val="en-US"/>
-        </w:rPr>
-        <w:t>big</w:t>
-      </w:r>
-      <w:proofErr w:type="gramEnd"/>
-      <w:r>
-        <w:rPr>
-          <w:lang w:val="en-US"/>
-        </w:rPr>
-        <w:t xml:space="preserve"> we need to pass the value for every component manually </w:t>
-      </w:r>
-      <w:proofErr w:type="spellStart"/>
-      <w:r>
-        <w:rPr>
-          <w:lang w:val="en-US"/>
-        </w:rPr>
-        <w:t>ie</w:t>
-      </w:r>
-      <w:proofErr w:type="spellEnd"/>
-      <w:r>
-        <w:rPr>
-          <w:lang w:val="en-US"/>
-        </w:rPr>
-        <w:t xml:space="preserve"> props drilling etc. </w:t>
-      </w:r>
-    </w:p>
-    <w:p>
-      <w:pPr>
-        <w:rPr>
-          <w:lang w:val="en-US"/>
-        </w:rPr>
-      </w:pPr>
-      <w:r>
-        <w:rPr>
-          <w:highlight w:val="yellow"/>
-          <w:lang w:val="en-US"/>
-        </w:rPr>
-        <w:t>Context API</w:t>
-      </w:r>
-      <w:r>
-        <w:rPr>
-          <w:lang w:val="en-US"/>
-        </w:rPr>
-        <w:t xml:space="preserve"> </w:t>
-      </w:r>
-      <w:r>
-        <w:rPr>
-          <w:lang w:val="en-US"/>
-        </w:rPr>
-        <w:tab/>
-        <w:t xml:space="preserve">: it is part of </w:t>
-      </w:r>
-      <w:proofErr w:type="gramStart"/>
-      <w:r>
-        <w:rPr>
-          <w:lang w:val="en-US"/>
-        </w:rPr>
-        <w:t>react</w:t>
-      </w:r>
-      <w:proofErr w:type="gramEnd"/>
-      <w:r>
-        <w:rPr>
-          <w:lang w:val="en-US"/>
-        </w:rPr>
-        <w:t xml:space="preserve"> which provided 2 hooks</w:t>
-      </w:r>
-      <w:r>
-        <w:rPr>
-          <w:lang w:val="en-US"/>
-        </w:rPr>
-        <w:tab/>
-      </w:r>
-    </w:p>
-    <w:p>
-      <w:pPr>
-        <w:rPr>
-          <w:lang w:val="en-US"/>
-        </w:rPr>
-      </w:pPr>
-      <w:r>
-        <w:rPr>
-          <w:lang w:val="en-US"/>
-        </w:rPr>
-        <w:tab/>
-      </w:r>
-      <w:r>
-        <w:rPr>
-          <w:lang w:val="en-US"/>
-        </w:rPr>
-        <w:tab/>
-      </w:r>
-      <w:proofErr w:type="spellStart"/>
-      <w:proofErr w:type="gramStart"/>
-      <w:r>
-        <w:rPr>
-          <w:lang w:val="en-US"/>
-        </w:rPr>
-        <w:t>createContext</w:t>
-      </w:r>
-      <w:proofErr w:type="spellEnd"/>
-      <w:r>
-        <w:rPr>
-          <w:lang w:val="en-US"/>
-        </w:rPr>
-        <w:t>(</w:t>
-      </w:r>
-      <w:proofErr w:type="gramEnd"/>
-      <w:r>
-        <w:rPr>
-          <w:lang w:val="en-US"/>
-        </w:rPr>
-        <w:t xml:space="preserve">) </w:t>
-      </w:r>
-    </w:p>
-    <w:p>
-      <w:pPr>
-        <w:rPr>
-          <w:lang w:val="en-US"/>
-        </w:rPr>
-      </w:pPr>
-      <w:r>
-        <w:rPr>
-          <w:lang w:val="en-US"/>
-        </w:rPr>
-        <w:tab/>
-      </w:r>
-      <w:r>
-        <w:rPr>
-          <w:lang w:val="en-US"/>
-        </w:rPr>
-        <w:tab/>
-      </w:r>
-      <w:proofErr w:type="spellStart"/>
-      <w:proofErr w:type="gramStart"/>
-      <w:r>
-        <w:rPr>
-          <w:lang w:val="en-US"/>
-        </w:rPr>
-        <w:t>useContext</w:t>
-      </w:r>
-      <w:proofErr w:type="spellEnd"/>
-      <w:r>
-        <w:rPr>
-          <w:lang w:val="en-US"/>
-        </w:rPr>
-        <w:t>(</w:t>
-      </w:r>
-      <w:proofErr w:type="gramEnd"/>
-      <w:r>
-        <w:rPr>
-          <w:lang w:val="en-US"/>
-        </w:rPr>
-        <w:t xml:space="preserve">) </w:t>
-      </w:r>
-    </w:p>
-    <w:p>
-      <w:pPr>
-        <w:rPr>
-          <w:lang w:val="en-US"/>
-        </w:rPr>
-      </w:pPr>
-      <w:r>
-        <w:rPr>
-          <w:highlight w:val="yellow"/>
-          <w:lang w:val="en-US"/>
-        </w:rPr>
-        <w:t>Redux</w:t>
-      </w:r>
-      <w:r>
-        <w:rPr>
-          <w:lang w:val="en-US"/>
-        </w:rPr>
-        <w:t xml:space="preserve"> </w:t>
-      </w:r>
-      <w:proofErr w:type="spellStart"/>
-      <w:r>
-        <w:rPr>
-          <w:lang w:val="en-US"/>
-        </w:rPr>
-        <w:t>Redux</w:t>
-      </w:r>
-      <w:proofErr w:type="spellEnd"/>
-      <w:r>
-        <w:rPr>
-          <w:lang w:val="en-US"/>
-        </w:rPr>
-        <w:t xml:space="preserve"> is </w:t>
-      </w:r>
-      <w:proofErr w:type="spellStart"/>
-      <w:proofErr w:type="gramStart"/>
-      <w:r>
-        <w:rPr>
-          <w:lang w:val="en-US"/>
-        </w:rPr>
-        <w:t>know</w:t>
-      </w:r>
-      <w:proofErr w:type="spellEnd"/>
-      <w:proofErr w:type="gramEnd"/>
-      <w:r>
-        <w:rPr>
-          <w:lang w:val="en-US"/>
-        </w:rPr>
-        <w:t xml:space="preserve"> as state management tool or library. With help of redux we can create global state variable. </w:t>
-      </w:r>
-      <w:proofErr w:type="gramStart"/>
-      <w:r>
-        <w:rPr>
-          <w:lang w:val="en-US"/>
-        </w:rPr>
-        <w:t>once</w:t>
-      </w:r>
-      <w:proofErr w:type="gramEnd"/>
-      <w:r>
-        <w:rPr>
-          <w:lang w:val="en-US"/>
-        </w:rPr>
-        <w:t xml:space="preserve"> variable </w:t>
-      </w:r>
-      <w:proofErr w:type="gramStart"/>
-      <w:r>
-        <w:rPr>
-          <w:lang w:val="en-US"/>
-        </w:rPr>
-        <w:t>become</w:t>
-      </w:r>
-      <w:proofErr w:type="gramEnd"/>
-      <w:r>
-        <w:rPr>
-          <w:lang w:val="en-US"/>
-        </w:rPr>
-        <w:t xml:space="preserve"> </w:t>
-      </w:r>
-      <w:proofErr w:type="gramStart"/>
-      <w:r>
-        <w:rPr>
-          <w:lang w:val="en-US"/>
-        </w:rPr>
-        <w:t>global</w:t>
-      </w:r>
-      <w:proofErr w:type="gramEnd"/>
-      <w:r>
-        <w:rPr>
-          <w:lang w:val="en-US"/>
-        </w:rPr>
-        <w:t xml:space="preserve"> any component on any level can access the value as well as they manipulate on global state variable. </w:t>
-      </w:r>
-      <w:r>
-        <w:rPr>
-          <w:lang w:val="en-US"/>
-        </w:rPr>
-        <w:t xml:space="preserve"> </w:t>
-      </w:r>
-    </w:p>
-    <w:p>
-      <w:pPr>
-        <w:rPr>
-          <w:lang w:val="en-US"/>
-        </w:rPr>
-      </w:pPr>
-      <w:r>
-        <w:rPr>
-          <w:lang w:val="en-US"/>
-        </w:rPr>
-        <w:t>Redux components</w:t>
+      <w:r>
+        <w:rPr>
+          <w:lang w:val="en-US"/>
+        </w:rPr>
+        <w:t xml:space="preserve">In React JS hook mainly used to do -re-usability of business logic. </w:t>
       </w:r>
     </w:p>
     <w:p>
@@ -485,46 +51,17 @@
         <w:pStyle w:val="ListParagraph"/>
         <w:numPr>
           <w:ilvl w:val="0"/>
-          <w:numId w:val="8"/>
+          <w:numId w:val="9"/>
         </w:numPr>
         <w:rPr>
           <w:lang w:val="en-US"/>
         </w:rPr>
       </w:pPr>
-      <w:proofErr w:type="gramStart"/>
-      <w:r>
-        <w:rPr>
-          <w:highlight w:val="yellow"/>
-          <w:lang w:val="en-US"/>
-        </w:rPr>
-        <w:t>Store</w:t>
-      </w:r>
-      <w:r>
-        <w:rPr>
-          <w:lang w:val="en-US"/>
-        </w:rPr>
-        <w:t xml:space="preserve"> :</w:t>
-      </w:r>
-      <w:proofErr w:type="gramEnd"/>
-      <w:r>
-        <w:rPr>
-          <w:lang w:val="en-US"/>
-        </w:rPr>
-        <w:t xml:space="preserve"> if variable is a part of redux store it is </w:t>
-      </w:r>
-      <w:proofErr w:type="gramStart"/>
-      <w:r>
-        <w:rPr>
-          <w:lang w:val="en-US"/>
-        </w:rPr>
-        <w:t>consider</w:t>
-      </w:r>
-      <w:proofErr w:type="gramEnd"/>
-      <w:r>
-        <w:rPr>
-          <w:lang w:val="en-US"/>
-        </w:rPr>
-        <w:t xml:space="preserve"> as global state variable. </w:t>
+      <w:r>
+        <w:rPr>
+          <w:lang w:val="en-US"/>
+        </w:rPr>
+        <w:t xml:space="preserve">Hook we can use inside functional components. </w:t>
       </w:r>
     </w:p>
     <w:p>
@@ -532,74 +69,45 @@
         <w:pStyle w:val="ListParagraph"/>
         <w:numPr>
           <w:ilvl w:val="0"/>
-          <w:numId w:val="8"/>
+          <w:numId w:val="9"/>
         </w:numPr>
         <w:rPr>
-          <w:highlight w:val="yellow"/>
-          <w:lang w:val="en-US"/>
-        </w:rPr>
-      </w:pPr>
-      <w:r>
-        <w:rPr>
-          <w:highlight w:val="yellow"/>
-          <w:lang w:val="en-US"/>
-        </w:rPr>
-        <w:t>Reducer</w:t>
+          <w:lang w:val="en-US"/>
+        </w:rPr>
+      </w:pPr>
+      <w:r>
+        <w:rPr>
+          <w:lang w:val="en-US"/>
+        </w:rPr>
+        <w:t xml:space="preserve">All </w:t>
       </w:r>
       <w:proofErr w:type="gramStart"/>
       <w:r>
         <w:rPr>
-          <w:highlight w:val="yellow"/>
-          <w:lang w:val="en-US"/>
-        </w:rPr>
-        <w:t>:</w:t>
-      </w:r>
-      <w:r>
-        <w:rPr>
-          <w:lang w:val="en-US"/>
-        </w:rPr>
-        <w:t xml:space="preserve"> </w:t>
-      </w:r>
-      <w:r>
-        <w:rPr>
-          <w:lang w:val="en-US"/>
-        </w:rPr>
-        <w:t xml:space="preserve"> reducer</w:t>
+          <w:lang w:val="en-US"/>
+        </w:rPr>
+        <w:t>hook</w:t>
       </w:r>
       <w:proofErr w:type="gramEnd"/>
       <w:r>
         <w:rPr>
           <w:lang w:val="en-US"/>
         </w:rPr>
-        <w:t xml:space="preserve"> is a normal JS function which takes 2 parameter state and action. </w:t>
+        <w:t xml:space="preserve"> start with </w:t>
       </w:r>
       <w:proofErr w:type="gramStart"/>
       <w:r>
         <w:rPr>
           <w:lang w:val="en-US"/>
         </w:rPr>
-        <w:t>Base</w:t>
+        <w:t>pre fix</w:t>
       </w:r>
       <w:proofErr w:type="gramEnd"/>
       <w:r>
         <w:rPr>
           <w:lang w:val="en-US"/>
         </w:rPr>
-        <w:t xml:space="preserve"> upon action it will do the change on state </w:t>
-      </w:r>
-      <w:proofErr w:type="gramStart"/>
-      <w:r>
-        <w:rPr>
-          <w:lang w:val="en-US"/>
-        </w:rPr>
-        <w:t>variable(</w:t>
-      </w:r>
-      <w:proofErr w:type="gramEnd"/>
-      <w:r>
-        <w:rPr>
-          <w:lang w:val="en-US"/>
-        </w:rPr>
-        <w:t xml:space="preserve">GSV) part of store. </w:t>
+        <w:t xml:space="preserve"> use followed by hook name </w:t>
       </w:r>
     </w:p>
     <w:p>
@@ -607,48 +115,75 @@
         <w:pStyle w:val="ListParagraph"/>
         <w:numPr>
           <w:ilvl w:val="0"/>
-          <w:numId w:val="8"/>
+          <w:numId w:val="9"/>
         </w:numPr>
         <w:rPr>
-          <w:highlight w:val="yellow"/>
-          <w:lang w:val="en-US"/>
-        </w:rPr>
-      </w:pPr>
+          <w:lang w:val="en-US"/>
+        </w:rPr>
+      </w:pPr>
+      <w:r>
+        <w:rPr>
+          <w:lang w:val="en-US"/>
+        </w:rPr>
+        <w:t xml:space="preserve">Inside custom hook we can use </w:t>
+      </w:r>
+      <w:proofErr w:type="spellStart"/>
       <w:proofErr w:type="gramStart"/>
       <w:r>
         <w:rPr>
-          <w:highlight w:val="yellow"/>
-          <w:lang w:val="en-US"/>
-        </w:rPr>
-        <w:t>Action :</w:t>
-      </w:r>
+          <w:lang w:val="en-US"/>
+        </w:rPr>
+        <w:t>pre defined</w:t>
+      </w:r>
+      <w:proofErr w:type="spellEnd"/>
       <w:proofErr w:type="gramEnd"/>
       <w:r>
         <w:rPr>
-          <w:highlight w:val="yellow"/>
+          <w:lang w:val="en-US"/>
+        </w:rPr>
+        <w:t xml:space="preserve"> hook to </w:t>
+      </w:r>
+      <w:proofErr w:type="gramStart"/>
+      <w:r>
+        <w:rPr>
+          <w:lang w:val="en-US"/>
+        </w:rPr>
+        <w:t>do meaning</w:t>
+      </w:r>
+      <w:proofErr w:type="gramEnd"/>
+      <w:r>
+        <w:rPr>
+          <w:lang w:val="en-US"/>
+        </w:rPr>
+        <w:t xml:space="preserve"> full re-usability code like </w:t>
+      </w:r>
+      <w:proofErr w:type="spellStart"/>
+      <w:r>
+        <w:rPr>
+          <w:lang w:val="en-US"/>
+        </w:rPr>
+        <w:t>useState</w:t>
+      </w:r>
+      <w:proofErr w:type="spellEnd"/>
+      <w:r>
+        <w:rPr>
+          <w:lang w:val="en-US"/>
+        </w:rPr>
+        <w:t xml:space="preserve">, </w:t>
+      </w:r>
+      <w:proofErr w:type="spellStart"/>
+      <w:r>
+        <w:rPr>
+          <w:lang w:val="en-US"/>
+        </w:rPr>
+        <w:t>useEffect</w:t>
+      </w:r>
+      <w:proofErr w:type="spellEnd"/>
+      <w:r>
+        <w:rPr>
           <w:lang w:val="en-US"/>
         </w:rPr>
         <w:t xml:space="preserve"> </w:t>
-      </w:r>
-      <w:r>
-        <w:rPr>
-          <w:lang w:val="en-US"/>
-        </w:rPr>
-        <w:t xml:space="preserve">Plain JS object which </w:t>
-      </w:r>
-      <w:proofErr w:type="gramStart"/>
-      <w:r>
-        <w:rPr>
-          <w:lang w:val="en-US"/>
-        </w:rPr>
-        <w:t>describe</w:t>
-      </w:r>
-      <w:proofErr w:type="gramEnd"/>
-      <w:r>
-        <w:rPr>
-          <w:lang w:val="en-US"/>
-        </w:rPr>
-        <w:t xml:space="preserve"> what operation you want to on state variable part of store with help of reducer. </w:t>
       </w:r>
     </w:p>
     <w:p>
@@ -656,452 +191,188 @@
         <w:pStyle w:val="ListParagraph"/>
         <w:numPr>
           <w:ilvl w:val="0"/>
-          <w:numId w:val="8"/>
+          <w:numId w:val="9"/>
         </w:numPr>
         <w:rPr>
-          <w:highlight w:val="yellow"/>
-          <w:lang w:val="en-US"/>
-        </w:rPr>
-      </w:pPr>
+          <w:lang w:val="en-US"/>
+        </w:rPr>
+      </w:pPr>
+      <w:r>
+        <w:rPr>
+          <w:lang w:val="en-US"/>
+        </w:rPr>
+        <w:t xml:space="preserve">Custom </w:t>
+      </w:r>
       <w:proofErr w:type="gramStart"/>
       <w:r>
         <w:rPr>
-          <w:highlight w:val="yellow"/>
-          <w:lang w:val="en-US"/>
-        </w:rPr>
-        <w:t>Dispatch</w:t>
-      </w:r>
-      <w:r>
-        <w:rPr>
-          <w:lang w:val="en-US"/>
-        </w:rPr>
-        <w:t xml:space="preserve"> :</w:t>
+          <w:lang w:val="en-US"/>
+        </w:rPr>
+        <w:t>hook</w:t>
       </w:r>
       <w:proofErr w:type="gramEnd"/>
       <w:r>
         <w:rPr>
           <w:lang w:val="en-US"/>
         </w:rPr>
-        <w:t xml:space="preserve"> dispatch is </w:t>
+        <w:t xml:space="preserve"> </w:t>
       </w:r>
       <w:proofErr w:type="gramStart"/>
       <w:r>
         <w:rPr>
           <w:lang w:val="en-US"/>
         </w:rPr>
-        <w:t>use</w:t>
+        <w:t>help</w:t>
       </w:r>
       <w:proofErr w:type="gramEnd"/>
       <w:r>
         <w:rPr>
           <w:lang w:val="en-US"/>
         </w:rPr>
-        <w:t xml:space="preserve"> to send action as well as </w:t>
+        <w:t xml:space="preserve"> us to achieve business logic rather than writing same logic in more than one </w:t>
       </w:r>
       <w:proofErr w:type="gramStart"/>
       <w:r>
         <w:rPr>
-          <w:highlight w:val="yellow"/>
-          <w:lang w:val="en-US"/>
-        </w:rPr>
-        <w:t>payload</w:t>
-      </w:r>
-      <w:r>
-        <w:rPr>
-          <w:lang w:val="en-US"/>
-        </w:rPr>
-        <w:t>(</w:t>
+          <w:lang w:val="en-US"/>
+        </w:rPr>
+        <w:t>components</w:t>
       </w:r>
       <w:proofErr w:type="gramEnd"/>
       <w:r>
         <w:rPr>
           <w:lang w:val="en-US"/>
         </w:rPr>
-        <w:t xml:space="preserve">dynamic value) to </w:t>
-      </w:r>
-      <w:proofErr w:type="spellStart"/>
-      <w:r>
-        <w:rPr>
-          <w:lang w:val="en-US"/>
-        </w:rPr>
-        <w:t>m</w:t>
-      </w:r>
-      <w:r>
-        <w:rPr>
-          <w:lang w:val="en-US"/>
-        </w:rPr>
-        <w:t>reducer</w:t>
-      </w:r>
-      <w:proofErr w:type="spellEnd"/>
-      <w:r>
-        <w:rPr>
-          <w:lang w:val="en-US"/>
-        </w:rPr>
-        <w:t xml:space="preserve"> from any component with help of events. </w:t>
+        <w:t xml:space="preserve">. </w:t>
       </w:r>
     </w:p>
     <w:p>
       <w:pPr>
-        <w:pStyle w:val="ListParagraph"/>
-        <w:numPr>
-          <w:ilvl w:val="0"/>
-          <w:numId w:val="8"/>
-        </w:numPr>
-        <w:rPr>
-          <w:highlight w:val="yellow"/>
-          <w:lang w:val="en-US"/>
-        </w:rPr>
-      </w:pPr>
-      <w:proofErr w:type="gramStart"/>
-      <w:r>
-        <w:rPr>
-          <w:highlight w:val="yellow"/>
-          <w:lang w:val="en-US"/>
-        </w:rPr>
-        <w:t>Selector</w:t>
-      </w:r>
-      <w:r>
-        <w:rPr>
-          <w:lang w:val="en-US"/>
-        </w:rPr>
-        <w:t xml:space="preserve"> :</w:t>
-      </w:r>
-      <w:proofErr w:type="gramEnd"/>
-      <w:r>
-        <w:rPr>
-          <w:lang w:val="en-US"/>
-        </w:rPr>
-        <w:t xml:space="preserve"> with help of </w:t>
-      </w:r>
-      <w:proofErr w:type="gramStart"/>
-      <w:r>
-        <w:rPr>
-          <w:lang w:val="en-US"/>
-        </w:rPr>
-        <w:t>selector</w:t>
-      </w:r>
-      <w:proofErr w:type="gramEnd"/>
-      <w:r>
-        <w:rPr>
-          <w:lang w:val="en-US"/>
-        </w:rPr>
-        <w:t xml:space="preserve"> we can access the value from a store in any components. </w:t>
+        <w:ind w:left="360"/>
+        <w:rPr>
+          <w:lang w:val="en-US"/>
+        </w:rPr>
+      </w:pPr>
+      <w:r>
+        <w:rPr>
+          <w:lang w:val="en-US"/>
+        </w:rPr>
+        <w:t xml:space="preserve"> </w:t>
       </w:r>
     </w:p>
     <w:p>
       <w:pPr>
-        <w:pStyle w:val="ListParagraph"/>
-        <w:numPr>
-          <w:ilvl w:val="0"/>
-          <w:numId w:val="8"/>
-        </w:numPr>
-        <w:rPr>
-          <w:highlight w:val="yellow"/>
-          <w:lang w:val="en-US"/>
-        </w:rPr>
-      </w:pPr>
-      <w:proofErr w:type="gramStart"/>
-      <w:r>
-        <w:rPr>
-          <w:highlight w:val="yellow"/>
-          <w:lang w:val="en-US"/>
-        </w:rPr>
-        <w:t>Provider</w:t>
-      </w:r>
-      <w:r>
-        <w:rPr>
-          <w:lang w:val="en-US"/>
-        </w:rPr>
-        <w:t xml:space="preserve"> :</w:t>
-      </w:r>
-      <w:proofErr w:type="gramEnd"/>
-      <w:r>
-        <w:rPr>
-          <w:lang w:val="en-US"/>
-        </w:rPr>
-        <w:t xml:space="preserve"> it is a </w:t>
-      </w:r>
+        <w:rPr>
+          <w:b/>
+          <w:bCs/>
+          <w:lang w:val="en-US"/>
+        </w:rPr>
+      </w:pPr>
       <w:proofErr w:type="spellStart"/>
-      <w:proofErr w:type="gramStart"/>
-      <w:r>
-        <w:rPr>
-          <w:lang w:val="en-US"/>
-        </w:rPr>
-        <w:t>pre defined</w:t>
+      <w:r>
+        <w:rPr>
+          <w:b/>
+          <w:bCs/>
+          <w:lang w:val="en-US"/>
+        </w:rPr>
+        <w:t>npm</w:t>
       </w:r>
       <w:proofErr w:type="spellEnd"/>
-      <w:proofErr w:type="gramEnd"/>
-      <w:r>
-        <w:rPr>
-          <w:lang w:val="en-US"/>
-        </w:rPr>
-        <w:t xml:space="preserve"> component which </w:t>
-      </w:r>
-      <w:proofErr w:type="gramStart"/>
-      <w:r>
-        <w:rPr>
-          <w:lang w:val="en-US"/>
-        </w:rPr>
-        <w:t>provide</w:t>
-      </w:r>
-      <w:proofErr w:type="gramEnd"/>
-      <w:r>
-        <w:rPr>
-          <w:lang w:val="en-US"/>
-        </w:rPr>
-        <w:t xml:space="preserve"> a wrap to parent component to enable the redux features in react </w:t>
+      <w:r>
+        <w:rPr>
+          <w:b/>
+          <w:bCs/>
+          <w:lang w:val="en-US"/>
+        </w:rPr>
+        <w:t xml:space="preserve"> create </w:t>
       </w:r>
       <w:proofErr w:type="spellStart"/>
       <w:r>
         <w:rPr>
-          <w:lang w:val="en-US"/>
-        </w:rPr>
-        <w:t>js</w:t>
+          <w:b/>
+          <w:bCs/>
+          <w:lang w:val="en-US"/>
+        </w:rPr>
+        <w:t>vite@latest</w:t>
       </w:r>
       <w:proofErr w:type="spellEnd"/>
       <w:r>
         <w:rPr>
-          <w:lang w:val="en-US"/>
-        </w:rPr>
-        <w:t xml:space="preserve"> application. </w:t>
+          <w:b/>
+          <w:bCs/>
+          <w:lang w:val="en-US"/>
+        </w:rPr>
+        <w:t xml:space="preserve"> </w:t>
+      </w:r>
+      <w:r>
+        <w:rPr>
+          <w:b/>
+          <w:bCs/>
+          <w:lang w:val="en-US"/>
+        </w:rPr>
+        <w:t>custom-hook</w:t>
       </w:r>
     </w:p>
     <w:p>
       <w:pPr>
-        <w:pStyle w:val="ListParagraph"/>
-        <w:numPr>
-          <w:ilvl w:val="0"/>
-          <w:numId w:val="8"/>
-        </w:numPr>
-        <w:rPr>
-          <w:highlight w:val="yellow"/>
-          <w:lang w:val="en-US"/>
-        </w:rPr>
-      </w:pPr>
-      <w:r>
-        <w:rPr>
-          <w:lang w:val="en-US"/>
-        </w:rPr>
-        <w:t xml:space="preserve">Redux provided 2 </w:t>
-      </w:r>
-      <w:proofErr w:type="gramStart"/>
-      <w:r>
-        <w:rPr>
-          <w:lang w:val="en-US"/>
-        </w:rPr>
-        <w:t>hook</w:t>
-      </w:r>
-      <w:proofErr w:type="gramEnd"/>
-      <w:r>
-        <w:rPr>
-          <w:lang w:val="en-US"/>
-        </w:rPr>
-        <w:t xml:space="preserve">. </w:t>
+        <w:rPr>
+          <w:lang w:val="en-US"/>
+        </w:rPr>
+      </w:pPr>
+      <w:r>
+        <w:rPr>
+          <w:lang w:val="en-US"/>
+        </w:rPr>
+        <w:t xml:space="preserve">cd </w:t>
+      </w:r>
+      <w:r>
+        <w:rPr>
+          <w:lang w:val="en-US"/>
+        </w:rPr>
+        <w:t xml:space="preserve">custom-hook </w:t>
       </w:r>
     </w:p>
     <w:p>
       <w:pPr>
-        <w:pStyle w:val="ListParagraph"/>
-        <w:numPr>
-          <w:ilvl w:val="1"/>
-          <w:numId w:val="8"/>
-        </w:numPr>
-        <w:rPr>
-          <w:highlight w:val="yellow"/>
+        <w:rPr>
           <w:lang w:val="en-US"/>
         </w:rPr>
       </w:pPr>
       <w:proofErr w:type="spellStart"/>
-      <w:proofErr w:type="gramStart"/>
-      <w:r>
-        <w:rPr>
-          <w:highlight w:val="yellow"/>
-          <w:lang w:val="en-US"/>
-        </w:rPr>
-        <w:t>useSelector</w:t>
+      <w:r>
+        <w:rPr>
+          <w:lang w:val="en-US"/>
+        </w:rPr>
+        <w:t>npm</w:t>
       </w:r>
       <w:proofErr w:type="spellEnd"/>
       <w:r>
         <w:rPr>
-          <w:highlight w:val="yellow"/>
-          <w:lang w:val="en-US"/>
-        </w:rPr>
-        <w:t>(</w:t>
-      </w:r>
-      <w:proofErr w:type="gramEnd"/>
-      <w:r>
-        <w:rPr>
-          <w:highlight w:val="yellow"/>
-          <w:lang w:val="en-US"/>
-        </w:rPr>
-        <w:t>)</w:t>
-      </w:r>
-      <w:r>
-        <w:rPr>
-          <w:lang w:val="en-US"/>
-        </w:rPr>
-        <w:tab/>
-        <w:t xml:space="preserve">: </w:t>
+          <w:lang w:val="en-US"/>
+        </w:rPr>
+        <w:t xml:space="preserve"> install </w:t>
       </w:r>
       <w:proofErr w:type="spellStart"/>
       <w:r>
         <w:rPr>
           <w:lang w:val="en-US"/>
         </w:rPr>
-        <w:t>useSelector</w:t>
+        <w:t>axios</w:t>
       </w:r>
       <w:proofErr w:type="spellEnd"/>
       <w:r>
         <w:rPr>
           <w:lang w:val="en-US"/>
         </w:rPr>
-        <w:t xml:space="preserve"> hook is </w:t>
-      </w:r>
-      <w:proofErr w:type="gramStart"/>
-      <w:r>
-        <w:rPr>
-          <w:lang w:val="en-US"/>
-        </w:rPr>
-        <w:t>use</w:t>
-      </w:r>
-      <w:proofErr w:type="gramEnd"/>
-      <w:r>
-        <w:rPr>
-          <w:lang w:val="en-US"/>
-        </w:rPr>
-        <w:t xml:space="preserve"> to access global state variable in any component doesn’t matter their relations. </w:t>
+        <w:t xml:space="preserve"> </w:t>
       </w:r>
     </w:p>
     <w:p>
       <w:pPr>
-        <w:pStyle w:val="ListParagraph"/>
-        <w:numPr>
-          <w:ilvl w:val="1"/>
-          <w:numId w:val="8"/>
-        </w:numPr>
-        <w:rPr>
-          <w:highlight w:val="yellow"/>
-          <w:lang w:val="en-US"/>
-        </w:rPr>
-      </w:pPr>
-      <w:proofErr w:type="spellStart"/>
-      <w:proofErr w:type="gramStart"/>
-      <w:r>
-        <w:rPr>
-          <w:highlight w:val="yellow"/>
-          <w:lang w:val="en-US"/>
-        </w:rPr>
-        <w:t>useDispatch</w:t>
-      </w:r>
-      <w:proofErr w:type="spellEnd"/>
-      <w:r>
-        <w:rPr>
-          <w:highlight w:val="yellow"/>
-          <w:lang w:val="en-US"/>
-        </w:rPr>
-        <w:t>()</w:t>
-      </w:r>
-      <w:r>
-        <w:rPr>
-          <w:lang w:val="en-US"/>
-        </w:rPr>
-        <w:t xml:space="preserve"> :</w:t>
-      </w:r>
-      <w:proofErr w:type="gramEnd"/>
-      <w:r>
-        <w:rPr>
-          <w:lang w:val="en-US"/>
-        </w:rPr>
-        <w:t xml:space="preserve"> it is </w:t>
-      </w:r>
-      <w:proofErr w:type="gramStart"/>
-      <w:r>
-        <w:rPr>
-          <w:lang w:val="en-US"/>
-        </w:rPr>
-        <w:t>use</w:t>
-      </w:r>
-      <w:proofErr w:type="gramEnd"/>
-      <w:r>
-        <w:rPr>
-          <w:lang w:val="en-US"/>
-        </w:rPr>
-        <w:t xml:space="preserve"> to dispatch action as well as payload (dynamic values</w:t>
-      </w:r>
-      <w:r>
-        <w:rPr>
-          <w:lang w:val="en-US"/>
-        </w:rPr>
-        <w:t xml:space="preserve"> can be optional</w:t>
-      </w:r>
-      <w:r>
-        <w:rPr>
-          <w:lang w:val="en-US"/>
-        </w:rPr>
-        <w:t xml:space="preserve">) to </w:t>
-      </w:r>
-      <w:proofErr w:type="gramStart"/>
-      <w:r>
-        <w:rPr>
-          <w:lang w:val="en-US"/>
-        </w:rPr>
-        <w:t>reducer</w:t>
-      </w:r>
-      <w:proofErr w:type="gramEnd"/>
-      <w:r>
-        <w:rPr>
-          <w:lang w:val="en-US"/>
-        </w:rPr>
-        <w:t xml:space="preserve">. With </w:t>
-      </w:r>
-      <w:r>
-        <w:rPr>
-          <w:lang w:val="en-US"/>
-        </w:rPr>
-        <w:t xml:space="preserve">the </w:t>
-      </w:r>
-      <w:proofErr w:type="gramStart"/>
-      <w:r>
-        <w:rPr>
-          <w:lang w:val="en-US"/>
-        </w:rPr>
-        <w:t>help</w:t>
-      </w:r>
-      <w:proofErr w:type="gramEnd"/>
-      <w:r>
-        <w:rPr>
-          <w:lang w:val="en-US"/>
-        </w:rPr>
-        <w:t xml:space="preserve"> action </w:t>
-      </w:r>
-      <w:proofErr w:type="gramStart"/>
-      <w:r>
-        <w:rPr>
-          <w:lang w:val="en-US"/>
-        </w:rPr>
-        <w:t>reducer</w:t>
-      </w:r>
-      <w:proofErr w:type="gramEnd"/>
-      <w:r>
-        <w:rPr>
-          <w:lang w:val="en-US"/>
-        </w:rPr>
-        <w:t xml:space="preserve"> do the changes on state variable and </w:t>
-      </w:r>
-      <w:proofErr w:type="gramStart"/>
-      <w:r>
-        <w:rPr>
-          <w:lang w:val="en-US"/>
-        </w:rPr>
-        <w:t>those effect</w:t>
-      </w:r>
-      <w:proofErr w:type="gramEnd"/>
-      <w:r>
-        <w:rPr>
-          <w:lang w:val="en-US"/>
-        </w:rPr>
-        <w:t xml:space="preserve"> apply for each component. </w:t>
-      </w:r>
+        <w:rPr>
+          <w:lang w:val="en-US"/>
+        </w:rPr>
+      </w:pPr>
     </w:p>
     <w:p>
       <w:pPr>
@@ -1109,6 +380,54 @@
           <w:lang w:val="en-US"/>
         </w:rPr>
       </w:pPr>
+      <w:r>
+        <w:rPr>
+          <w:lang w:val="en-US"/>
+        </w:rPr>
+        <w:t xml:space="preserve">creating custom </w:t>
+      </w:r>
+      <w:proofErr w:type="gramStart"/>
+      <w:r>
+        <w:rPr>
+          <w:lang w:val="en-US"/>
+        </w:rPr>
+        <w:t>hook</w:t>
+      </w:r>
+      <w:proofErr w:type="gramEnd"/>
+      <w:r>
+        <w:rPr>
+          <w:lang w:val="en-US"/>
+        </w:rPr>
+        <w:t xml:space="preserve"> to consume rest </w:t>
+      </w:r>
+      <w:proofErr w:type="spellStart"/>
+      <w:r>
+        <w:rPr>
+          <w:lang w:val="en-US"/>
+        </w:rPr>
+        <w:t>api</w:t>
+      </w:r>
+      <w:proofErr w:type="spellEnd"/>
+      <w:r>
+        <w:rPr>
+          <w:lang w:val="en-US"/>
+        </w:rPr>
+        <w:t xml:space="preserve"> with help of </w:t>
+      </w:r>
+      <w:proofErr w:type="spellStart"/>
+      <w:r>
+        <w:rPr>
+          <w:lang w:val="en-US"/>
+        </w:rPr>
+        <w:t>axios</w:t>
+      </w:r>
+      <w:proofErr w:type="spellEnd"/>
+      <w:r>
+        <w:rPr>
+          <w:lang w:val="en-US"/>
+        </w:rPr>
+        <w:t xml:space="preserve"> or fetch. </w:t>
+      </w:r>
     </w:p>
     <w:p>
       <w:pPr>
@@ -1116,64 +435,35 @@
           <w:lang w:val="en-US"/>
         </w:rPr>
       </w:pPr>
-      <w:r>
-        <w:rPr>
-          <w:lang w:val="en-US"/>
-        </w:rPr>
-        <w:t>Create simple react project and install dependencies</w:t>
-      </w:r>
     </w:p>
     <w:p>
       <w:pPr>
         <w:rPr>
-          <w:lang w:val="en-US"/>
-        </w:rPr>
-      </w:pPr>
+          <w:b/>
+          <w:bCs/>
+          <w:lang w:val="en-US"/>
+        </w:rPr>
+      </w:pPr>
+      <w:r>
+        <w:rPr>
+          <w:b/>
+          <w:bCs/>
+          <w:lang w:val="en-US"/>
+        </w:rPr>
+        <w:t xml:space="preserve">React routing </w:t>
+      </w:r>
     </w:p>
     <w:p>
       <w:pPr>
         <w:rPr>
-          <w:b/>
-          <w:bCs/>
-          <w:lang w:val="en-US"/>
-        </w:rPr>
-      </w:pPr>
-      <w:proofErr w:type="spellStart"/>
-      <w:r>
-        <w:rPr>
-          <w:b/>
-          <w:bCs/>
-          <w:lang w:val="en-US"/>
-        </w:rPr>
-        <w:lastRenderedPageBreak/>
-        <w:t>npm</w:t>
-      </w:r>
-      <w:proofErr w:type="spellEnd"/>
-      <w:r>
-        <w:rPr>
-          <w:b/>
-          <w:bCs/>
-          <w:lang w:val="en-US"/>
-        </w:rPr>
-        <w:t xml:space="preserve"> create </w:t>
-      </w:r>
-      <w:proofErr w:type="spellStart"/>
-      <w:r>
-        <w:rPr>
-          <w:b/>
-          <w:bCs/>
-          <w:lang w:val="en-US"/>
-        </w:rPr>
-        <w:t>vite@latest</w:t>
-      </w:r>
-      <w:proofErr w:type="spellEnd"/>
-      <w:r>
-        <w:rPr>
-          <w:b/>
-          <w:bCs/>
-          <w:lang w:val="en-US"/>
-        </w:rPr>
-        <w:t xml:space="preserve"> react-redux-simple-app</w:t>
+          <w:lang w:val="en-US"/>
+        </w:rPr>
+      </w:pPr>
+      <w:r>
+        <w:rPr>
+          <w:lang w:val="en-US"/>
+        </w:rPr>
+        <w:t>Angular or React JS or Vue JS help us to develop SPA (Single Page Application).</w:t>
       </w:r>
     </w:p>
     <w:p>
@@ -1186,13 +476,21 @@
         <w:rPr>
           <w:lang w:val="en-US"/>
         </w:rPr>
-        <w:t xml:space="preserve">cd </w:t>
-      </w:r>
-      <w:r>
-        <w:rPr>
-          <w:lang w:val="en-US"/>
-        </w:rPr>
-        <w:t>react-redux-simple-app</w:t>
+        <w:t xml:space="preserve">In MPA we can navigate or direct from one page to another page using hyper link, action attribute part of form tag or using JS functionality. In MPA whole </w:t>
+      </w:r>
+      <w:proofErr w:type="spellStart"/>
+      <w:r>
+        <w:rPr>
+          <w:lang w:val="en-US"/>
+        </w:rPr>
+        <w:t>dom</w:t>
+      </w:r>
+      <w:proofErr w:type="spellEnd"/>
+      <w:r>
+        <w:rPr>
+          <w:lang w:val="en-US"/>
+        </w:rPr>
+        <w:t xml:space="preserve"> loaded once again. </w:t>
       </w:r>
     </w:p>
     <w:p>
@@ -1201,26 +499,25 @@
           <w:lang w:val="en-US"/>
         </w:rPr>
       </w:pPr>
-      <w:proofErr w:type="spellStart"/>
-      <w:r>
-        <w:rPr>
-          <w:lang w:val="en-US"/>
-        </w:rPr>
-        <w:t>npm</w:t>
-      </w:r>
-      <w:proofErr w:type="spellEnd"/>
-      <w:r>
-        <w:rPr>
-          <w:lang w:val="en-US"/>
-        </w:rPr>
-        <w:t xml:space="preserve"> install </w:t>
-      </w:r>
-      <w:r>
-        <w:rPr>
-          <w:highlight w:val="yellow"/>
-          <w:lang w:val="en-US"/>
-        </w:rPr>
-        <w:t>redux react-redux</w:t>
+      <w:r>
+        <w:rPr>
+          <w:lang w:val="en-US"/>
+        </w:rPr>
+        <w:t xml:space="preserve">Routing modules help us to navigate one component JSX code to another component JSX code with or without condition. Routing doesn’t load whole page it will load the content of another page </w:t>
+      </w:r>
+      <w:proofErr w:type="gramStart"/>
+      <w:r>
+        <w:rPr>
+          <w:lang w:val="en-US"/>
+        </w:rPr>
+        <w:t>base</w:t>
+      </w:r>
+      <w:proofErr w:type="gramEnd"/>
+      <w:r>
+        <w:rPr>
+          <w:lang w:val="en-US"/>
+        </w:rPr>
+        <w:t xml:space="preserve"> upon routing path. </w:t>
       </w:r>
     </w:p>
     <w:p>
@@ -1229,20 +526,41 @@
           <w:lang w:val="en-US"/>
         </w:rPr>
       </w:pPr>
-      <w:proofErr w:type="spellStart"/>
-      <w:r>
-        <w:rPr>
-          <w:lang w:val="en-US"/>
-        </w:rPr>
-        <w:t>npm</w:t>
-      </w:r>
-      <w:proofErr w:type="spellEnd"/>
-      <w:r>
-        <w:rPr>
-          <w:lang w:val="en-US"/>
-        </w:rPr>
-        <w:t xml:space="preserve"> install </w:t>
-      </w:r>
+    </w:p>
+    <w:p>
+      <w:pPr>
+        <w:rPr>
+          <w:lang w:val="en-US"/>
+        </w:rPr>
+      </w:pPr>
+    </w:p>
+    <w:p>
+      <w:pPr>
+        <w:rPr>
+          <w:lang w:val="en-US"/>
+        </w:rPr>
+      </w:pPr>
+    </w:p>
+    <w:p>
+      <w:pPr>
+        <w:rPr>
+          <w:lang w:val="en-US"/>
+        </w:rPr>
+      </w:pPr>
+    </w:p>
+    <w:p>
+      <w:pPr>
+        <w:rPr>
+          <w:lang w:val="en-US"/>
+        </w:rPr>
+      </w:pPr>
+    </w:p>
+    <w:p>
+      <w:pPr>
+        <w:rPr>
+          <w:lang w:val="en-US"/>
+        </w:rPr>
+      </w:pPr>
     </w:p>
     <w:p>
       <w:pPr>
@@ -1353,6 +671,95 @@
     </w:lvl>
   </w:abstractNum>
   <w:abstractNum w:abstractNumId="1" w15:restartNumberingAfterBreak="0">
+    <w:nsid w:val="0B8D4918"/>
+    <w:multiLevelType w:val="hybridMultilevel"/>
+    <w:tmpl w:val="B16E3BC0"/>
+    <w:lvl w:ilvl="0" w:tplc="4009000F">
+      <w:start w:val="1"/>
+      <w:numFmt w:val="decimal"/>
+      <w:lvlText w:val="%1."/>
+      <w:lvlJc w:val="left"/>
+      <w:pPr>
+        <w:ind w:left="720" w:hanging="360"/>
+      </w:pPr>
+      <w:rPr>
+        <w:rFonts w:hint="default"/>
+      </w:rPr>
+    </w:lvl>
+    <w:lvl w:ilvl="1" w:tplc="40090019" w:tentative="1">
+      <w:start w:val="1"/>
+      <w:numFmt w:val="lowerLetter"/>
+      <w:lvlText w:val="%2."/>
+      <w:lvlJc w:val="left"/>
+      <w:pPr>
+        <w:ind w:left="1440" w:hanging="360"/>
+      </w:pPr>
+    </w:lvl>
+    <w:lvl w:ilvl="2" w:tplc="4009001B" w:tentative="1">
+      <w:start w:val="1"/>
+      <w:numFmt w:val="lowerRoman"/>
+      <w:lvlText w:val="%3."/>
+      <w:lvlJc w:val="right"/>
+      <w:pPr>
+        <w:ind w:left="2160" w:hanging="180"/>
+      </w:pPr>
+    </w:lvl>
+    <w:lvl w:ilvl="3" w:tplc="4009000F" w:tentative="1">
+      <w:start w:val="1"/>
+      <w:numFmt w:val="decimal"/>
+      <w:lvlText w:val="%4."/>
+      <w:lvlJc w:val="left"/>
+      <w:pPr>
+        <w:ind w:left="2880" w:hanging="360"/>
+      </w:pPr>
+    </w:lvl>
+    <w:lvl w:ilvl="4" w:tplc="40090019" w:tentative="1">
+      <w:start w:val="1"/>
+      <w:numFmt w:val="lowerLetter"/>
+      <w:lvlText w:val="%5."/>
+      <w:lvlJc w:val="left"/>
+      <w:pPr>
+        <w:ind w:left="3600" w:hanging="360"/>
+      </w:pPr>
+    </w:lvl>
+    <w:lvl w:ilvl="5" w:tplc="4009001B" w:tentative="1">
+      <w:start w:val="1"/>
+      <w:numFmt w:val="lowerRoman"/>
+      <w:lvlText w:val="%6."/>
+      <w:lvlJc w:val="right"/>
+      <w:pPr>
+        <w:ind w:left="4320" w:hanging="180"/>
+      </w:pPr>
+    </w:lvl>
+    <w:lvl w:ilvl="6" w:tplc="4009000F" w:tentative="1">
+      <w:start w:val="1"/>
+      <w:numFmt w:val="decimal"/>
+      <w:lvlText w:val="%7."/>
+      <w:lvlJc w:val="left"/>
+      <w:pPr>
+        <w:ind w:left="5040" w:hanging="360"/>
+      </w:pPr>
+    </w:lvl>
+    <w:lvl w:ilvl="7" w:tplc="40090019" w:tentative="1">
+      <w:start w:val="1"/>
+      <w:numFmt w:val="lowerLetter"/>
+      <w:lvlText w:val="%8."/>
+      <w:lvlJc w:val="left"/>
+      <w:pPr>
+        <w:ind w:left="5760" w:hanging="360"/>
+      </w:pPr>
+    </w:lvl>
+    <w:lvl w:ilvl="8" w:tplc="4009001B" w:tentative="1">
+      <w:start w:val="1"/>
+      <w:numFmt w:val="lowerRoman"/>
+      <w:lvlText w:val="%9."/>
+      <w:lvlJc w:val="right"/>
+      <w:pPr>
+        <w:ind w:left="6480" w:hanging="180"/>
+      </w:pPr>
+    </w:lvl>
+  </w:abstractNum>
+  <w:abstractNum w:abstractNumId="2" w15:restartNumberingAfterBreak="0">
     <w:nsid w:val="14082C16"/>
     <w:multiLevelType w:val="hybridMultilevel"/>
     <w:tmpl w:val="F668A3D0"/>
@@ -1441,7 +848,7 @@
       </w:pPr>
     </w:lvl>
   </w:abstractNum>
-  <w:abstractNum w:abstractNumId="2" w15:restartNumberingAfterBreak="0">
+  <w:abstractNum w:abstractNumId="3" w15:restartNumberingAfterBreak="0">
     <w:nsid w:val="330A3A36"/>
     <w:multiLevelType w:val="hybridMultilevel"/>
     <w:tmpl w:val="099E7452"/>
@@ -1530,7 +937,7 @@
       </w:pPr>
     </w:lvl>
   </w:abstractNum>
-  <w:abstractNum w:abstractNumId="3" w15:restartNumberingAfterBreak="0">
+  <w:abstractNum w:abstractNumId="4" w15:restartNumberingAfterBreak="0">
     <w:nsid w:val="58241691"/>
     <w:multiLevelType w:val="hybridMultilevel"/>
     <w:tmpl w:val="BF103D2E"/>
@@ -1619,7 +1026,7 @@
       </w:pPr>
     </w:lvl>
   </w:abstractNum>
-  <w:abstractNum w:abstractNumId="4" w15:restartNumberingAfterBreak="0">
+  <w:abstractNum w:abstractNumId="5" w15:restartNumberingAfterBreak="0">
     <w:nsid w:val="752E32DF"/>
     <w:multiLevelType w:val="hybridMultilevel"/>
     <w:tmpl w:val="DC74E066"/>
@@ -1708,7 +1115,7 @@
       </w:pPr>
     </w:lvl>
   </w:abstractNum>
-  <w:abstractNum w:abstractNumId="5" w15:restartNumberingAfterBreak="0">
+  <w:abstractNum w:abstractNumId="6" w15:restartNumberingAfterBreak="0">
     <w:nsid w:val="783D7FEA"/>
     <w:multiLevelType w:val="hybridMultilevel"/>
     <w:tmpl w:val="D59ECED2"/>
@@ -1797,7 +1204,7 @@
       </w:pPr>
     </w:lvl>
   </w:abstractNum>
-  <w:abstractNum w:abstractNumId="6" w15:restartNumberingAfterBreak="0">
+  <w:abstractNum w:abstractNumId="7" w15:restartNumberingAfterBreak="0">
     <w:nsid w:val="7DA575FB"/>
     <w:multiLevelType w:val="hybridMultilevel"/>
     <w:tmpl w:val="7A069C7A"/>
@@ -1886,7 +1293,7 @@
       </w:pPr>
     </w:lvl>
   </w:abstractNum>
-  <w:abstractNum w:abstractNumId="7" w15:restartNumberingAfterBreak="0">
+  <w:abstractNum w:abstractNumId="8" w15:restartNumberingAfterBreak="0">
     <w:nsid w:val="7F384F2D"/>
     <w:multiLevelType w:val="hybridMultilevel"/>
     <w:tmpl w:val="5358C610"/>
@@ -1976,28 +1383,31 @@
     </w:lvl>
   </w:abstractNum>
   <w:num w:numId="1" w16cid:durableId="1997760568">
+    <w:abstractNumId w:val="6"/>
+  </w:num>
+  <w:num w:numId="2" w16cid:durableId="633604992">
     <w:abstractNumId w:val="5"/>
   </w:num>
-  <w:num w:numId="2" w16cid:durableId="633604992">
-    <w:abstractNumId w:val="4"/>
-  </w:num>
   <w:num w:numId="3" w16cid:durableId="1998147382">
-    <w:abstractNumId w:val="2"/>
+    <w:abstractNumId w:val="3"/>
   </w:num>
   <w:num w:numId="4" w16cid:durableId="47145426">
     <w:abstractNumId w:val="0"/>
   </w:num>
   <w:num w:numId="5" w16cid:durableId="439765844">
+    <w:abstractNumId w:val="8"/>
+  </w:num>
+  <w:num w:numId="6" w16cid:durableId="1718583286">
+    <w:abstractNumId w:val="4"/>
+  </w:num>
+  <w:num w:numId="7" w16cid:durableId="1814522746">
+    <w:abstractNumId w:val="2"/>
+  </w:num>
+  <w:num w:numId="8" w16cid:durableId="1033962790">
     <w:abstractNumId w:val="7"/>
   </w:num>
-  <w:num w:numId="6" w16cid:durableId="1718583286">
-    <w:abstractNumId w:val="3"/>
-  </w:num>
-  <w:num w:numId="7" w16cid:durableId="1814522746">
+  <w:num w:numId="9" w16cid:durableId="1531214618">
     <w:abstractNumId w:val="1"/>
-  </w:num>
-  <w:num w:numId="8" w16cid:durableId="1033962790">
-    <w:abstractNumId w:val="6"/>
   </w:num>
 </w:numbering>
 </file>

--- a/FSD MERN - Designing a Dynamic Front-end with React JAN 2026 batch 1/React JS Day 10- 15-02-2026.docx
+++ b/FSD MERN - Designing a Dynamic Front-end with React JAN 2026 batch 1/React JS Day 10- 15-02-2026.docx
@@ -79,35 +79,7 @@
         <w:rPr>
           <w:lang w:val="en-US"/>
         </w:rPr>
-        <w:t xml:space="preserve">All </w:t>
-      </w:r>
-      <w:proofErr w:type="gramStart"/>
-      <w:r>
-        <w:rPr>
-          <w:lang w:val="en-US"/>
-        </w:rPr>
-        <w:t>hook</w:t>
-      </w:r>
-      <w:proofErr w:type="gramEnd"/>
-      <w:r>
-        <w:rPr>
-          <w:lang w:val="en-US"/>
-        </w:rPr>
-        <w:t xml:space="preserve"> start with </w:t>
-      </w:r>
-      <w:proofErr w:type="gramStart"/>
-      <w:r>
-        <w:rPr>
-          <w:lang w:val="en-US"/>
-        </w:rPr>
-        <w:t>pre fix</w:t>
-      </w:r>
-      <w:proofErr w:type="gramEnd"/>
-      <w:r>
-        <w:rPr>
-          <w:lang w:val="en-US"/>
-        </w:rPr>
-        <w:t xml:space="preserve"> use followed by hook name </w:t>
+        <w:t xml:space="preserve">All hook start with pre fix use followed by hook name </w:t>
       </w:r>
     </w:p>
     <w:p>
@@ -125,65 +97,7 @@
         <w:rPr>
           <w:lang w:val="en-US"/>
         </w:rPr>
-        <w:t xml:space="preserve">Inside custom hook we can use </w:t>
-      </w:r>
-      <w:proofErr w:type="spellStart"/>
-      <w:proofErr w:type="gramStart"/>
-      <w:r>
-        <w:rPr>
-          <w:lang w:val="en-US"/>
-        </w:rPr>
-        <w:t>pre defined</w:t>
-      </w:r>
-      <w:proofErr w:type="spellEnd"/>
-      <w:proofErr w:type="gramEnd"/>
-      <w:r>
-        <w:rPr>
-          <w:lang w:val="en-US"/>
-        </w:rPr>
-        <w:t xml:space="preserve"> hook to </w:t>
-      </w:r>
-      <w:proofErr w:type="gramStart"/>
-      <w:r>
-        <w:rPr>
-          <w:lang w:val="en-US"/>
-        </w:rPr>
-        <w:t>do meaning</w:t>
-      </w:r>
-      <w:proofErr w:type="gramEnd"/>
-      <w:r>
-        <w:rPr>
-          <w:lang w:val="en-US"/>
-        </w:rPr>
-        <w:t xml:space="preserve"> full re-usability code like </w:t>
-      </w:r>
-      <w:proofErr w:type="spellStart"/>
-      <w:r>
-        <w:rPr>
-          <w:lang w:val="en-US"/>
-        </w:rPr>
-        <w:t>useState</w:t>
-      </w:r>
-      <w:proofErr w:type="spellEnd"/>
-      <w:r>
-        <w:rPr>
-          <w:lang w:val="en-US"/>
-        </w:rPr>
-        <w:t xml:space="preserve">, </w:t>
-      </w:r>
-      <w:proofErr w:type="spellStart"/>
-      <w:r>
-        <w:rPr>
-          <w:lang w:val="en-US"/>
-        </w:rPr>
-        <w:t>useEffect</w:t>
-      </w:r>
-      <w:proofErr w:type="spellEnd"/>
-      <w:r>
-        <w:rPr>
-          <w:lang w:val="en-US"/>
-        </w:rPr>
-        <w:t xml:space="preserve"> </w:t>
+        <w:t xml:space="preserve">Inside custom hook we can use pre defined hook to do meaning full re-usability code like useState, useEffect </w:t>
       </w:r>
     </w:p>
     <w:p>
@@ -201,49 +115,7 @@
         <w:rPr>
           <w:lang w:val="en-US"/>
         </w:rPr>
-        <w:t xml:space="preserve">Custom </w:t>
-      </w:r>
-      <w:proofErr w:type="gramStart"/>
-      <w:r>
-        <w:rPr>
-          <w:lang w:val="en-US"/>
-        </w:rPr>
-        <w:t>hook</w:t>
-      </w:r>
-      <w:proofErr w:type="gramEnd"/>
-      <w:r>
-        <w:rPr>
-          <w:lang w:val="en-US"/>
-        </w:rPr>
-        <w:t xml:space="preserve"> </w:t>
-      </w:r>
-      <w:proofErr w:type="gramStart"/>
-      <w:r>
-        <w:rPr>
-          <w:lang w:val="en-US"/>
-        </w:rPr>
-        <w:t>help</w:t>
-      </w:r>
-      <w:proofErr w:type="gramEnd"/>
-      <w:r>
-        <w:rPr>
-          <w:lang w:val="en-US"/>
-        </w:rPr>
-        <w:t xml:space="preserve"> us to achieve business logic rather than writing same logic in more than one </w:t>
-      </w:r>
-      <w:proofErr w:type="gramStart"/>
-      <w:r>
-        <w:rPr>
-          <w:lang w:val="en-US"/>
-        </w:rPr>
-        <w:t>components</w:t>
-      </w:r>
-      <w:proofErr w:type="gramEnd"/>
-      <w:r>
-        <w:rPr>
-          <w:lang w:val="en-US"/>
-        </w:rPr>
-        <w:t xml:space="preserve">. </w:t>
+        <w:t xml:space="preserve">Custom hook help us to achieve business logic rather than writing same logic in more than one components. </w:t>
       </w:r>
     </w:p>
     <w:p>
@@ -268,257 +140,498 @@
           <w:lang w:val="en-US"/>
         </w:rPr>
       </w:pPr>
-      <w:proofErr w:type="spellStart"/>
       <w:r>
         <w:rPr>
           <w:b/>
           <w:bCs/>
           <w:lang w:val="en-US"/>
         </w:rPr>
-        <w:t>npm</w:t>
-      </w:r>
-      <w:proofErr w:type="spellEnd"/>
+        <w:t xml:space="preserve">npm create vite@latest </w:t>
+      </w:r>
       <w:r>
         <w:rPr>
           <w:b/>
           <w:bCs/>
           <w:lang w:val="en-US"/>
         </w:rPr>
-        <w:t xml:space="preserve"> create </w:t>
-      </w:r>
-      <w:proofErr w:type="spellStart"/>
-      <w:r>
+        <w:t>custom-hook</w:t>
+      </w:r>
+    </w:p>
+    <w:p>
+      <w:pPr>
+        <w:rPr>
+          <w:lang w:val="en-US"/>
+        </w:rPr>
+      </w:pPr>
+      <w:r>
+        <w:rPr>
+          <w:lang w:val="en-US"/>
+        </w:rPr>
+        <w:t xml:space="preserve">cd custom-hook </w:t>
+      </w:r>
+    </w:p>
+    <w:p>
+      <w:pPr>
+        <w:rPr>
+          <w:lang w:val="en-US"/>
+        </w:rPr>
+      </w:pPr>
+      <w:r>
+        <w:rPr>
+          <w:lang w:val="en-US"/>
+        </w:rPr>
+        <w:t xml:space="preserve">npm install axios </w:t>
+      </w:r>
+    </w:p>
+    <w:p>
+      <w:pPr>
+        <w:rPr>
+          <w:lang w:val="en-US"/>
+        </w:rPr>
+      </w:pPr>
+    </w:p>
+    <w:p>
+      <w:pPr>
+        <w:rPr>
+          <w:lang w:val="en-US"/>
+        </w:rPr>
+      </w:pPr>
+      <w:r>
+        <w:rPr>
+          <w:lang w:val="en-US"/>
+        </w:rPr>
+        <w:t xml:space="preserve">creating custom hook to consume rest api with help of axios or fetch. </w:t>
+      </w:r>
+    </w:p>
+    <w:p>
+      <w:pPr>
+        <w:rPr>
+          <w:lang w:val="en-US"/>
+        </w:rPr>
+      </w:pPr>
+    </w:p>
+    <w:p>
+      <w:pPr>
         <w:rPr>
           <w:b/>
           <w:bCs/>
           <w:lang w:val="en-US"/>
         </w:rPr>
-        <w:t>vite@latest</w:t>
-      </w:r>
-      <w:proofErr w:type="spellEnd"/>
+      </w:pPr>
       <w:r>
         <w:rPr>
           <w:b/>
           <w:bCs/>
           <w:lang w:val="en-US"/>
         </w:rPr>
+        <w:t xml:space="preserve">React routing </w:t>
+      </w:r>
+    </w:p>
+    <w:p>
+      <w:pPr>
+        <w:rPr>
+          <w:lang w:val="en-US"/>
+        </w:rPr>
+      </w:pPr>
+      <w:r>
+        <w:rPr>
+          <w:lang w:val="en-US"/>
+        </w:rPr>
+        <w:t>Angular or React JS or Vue JS help us to develop SPA (Single Page Application).</w:t>
+      </w:r>
+    </w:p>
+    <w:p>
+      <w:pPr>
+        <w:rPr>
+          <w:lang w:val="en-US"/>
+        </w:rPr>
+      </w:pPr>
+      <w:r>
+        <w:rPr>
+          <w:lang w:val="en-US"/>
+        </w:rPr>
+        <w:t xml:space="preserve">In MPA we can navigate or direct from one page to another page using hyper link, action attribute part of form tag or using JS functionality. In MPA whole dom loaded once again. </w:t>
+      </w:r>
+    </w:p>
+    <w:p>
+      <w:pPr>
+        <w:rPr>
+          <w:lang w:val="en-US"/>
+        </w:rPr>
+      </w:pPr>
+      <w:r>
+        <w:rPr>
+          <w:lang w:val="en-US"/>
+        </w:rPr>
+        <w:t xml:space="preserve">Routing modules help us to navigate one component JSX code to another component JSX code with or without condition. Routing doesn’t load whole page it will load the content of another page base upon routing path. </w:t>
+      </w:r>
+    </w:p>
+    <w:p>
+      <w:pPr>
+        <w:rPr>
+          <w:lang w:val="en-US"/>
+        </w:rPr>
+      </w:pPr>
+    </w:p>
+    <w:p>
+      <w:pPr>
+        <w:rPr>
+          <w:lang w:val="en-US"/>
+        </w:rPr>
+      </w:pPr>
+    </w:p>
+    <w:p>
+      <w:pPr>
+        <w:rPr>
+          <w:lang w:val="en-US"/>
+        </w:rPr>
+      </w:pPr>
+    </w:p>
+    <w:p>
+      <w:pPr>
+        <w:rPr>
+          <w:lang w:val="en-US"/>
+        </w:rPr>
+      </w:pPr>
+    </w:p>
+    <w:p>
+      <w:pPr>
+        <w:rPr>
+          <w:lang w:val="en-US"/>
+        </w:rPr>
+      </w:pPr>
+    </w:p>
+    <w:p>
+      <w:pPr>
+        <w:rPr>
+          <w:lang w:val="en-US"/>
+        </w:rPr>
+      </w:pPr>
+    </w:p>
+    <w:p>
+      <w:pPr>
+        <w:rPr>
+          <w:lang w:val="en-US"/>
+        </w:rPr>
+      </w:pPr>
+      <w:r>
+        <w:rPr>
+          <w:lang w:val="en-US"/>
+        </w:rPr>
+        <w:lastRenderedPageBreak/>
+        <w:t xml:space="preserve">npm install </w:t>
+      </w:r>
+      <w:r>
+        <w:rPr>
+          <w:highlight w:val="yellow"/>
+          <w:lang w:val="en-US"/>
+        </w:rPr>
+        <w:t>react-router-dom</w:t>
+      </w:r>
+      <w:r>
+        <w:rPr>
+          <w:lang w:val="en-US"/>
+        </w:rPr>
         <w:t xml:space="preserve"> </w:t>
       </w:r>
-      <w:r>
+    </w:p>
+    <w:p>
+      <w:pPr>
+        <w:rPr>
+          <w:lang w:val="en-US"/>
+        </w:rPr>
+      </w:pPr>
+      <w:r>
+        <w:rPr>
+          <w:lang w:val="en-US"/>
+        </w:rPr>
+        <w:t xml:space="preserve">React Router provided few pre defined components </w:t>
+      </w:r>
+    </w:p>
+    <w:p>
+      <w:pPr>
+        <w:pStyle w:val="ListParagraph"/>
+        <w:numPr>
+          <w:ilvl w:val="0"/>
+          <w:numId w:val="10"/>
+        </w:numPr>
+        <w:rPr>
+          <w:lang w:val="en-US"/>
+        </w:rPr>
+      </w:pPr>
+      <w:r>
+        <w:rPr>
+          <w:highlight w:val="yellow"/>
+          <w:lang w:val="en-US"/>
+        </w:rPr>
+        <w:t>BrowserRouter</w:t>
+      </w:r>
+      <w:r>
+        <w:rPr>
+          <w:lang w:val="en-US"/>
+        </w:rPr>
+        <w:t xml:space="preserve"> : it enable router features on browser environments. </w:t>
+      </w:r>
+    </w:p>
+    <w:p>
+      <w:pPr>
+        <w:pStyle w:val="ListParagraph"/>
+        <w:numPr>
+          <w:ilvl w:val="0"/>
+          <w:numId w:val="10"/>
+        </w:numPr>
+        <w:rPr>
+          <w:lang w:val="en-US"/>
+        </w:rPr>
+      </w:pPr>
+      <w:r>
+        <w:rPr>
+          <w:lang w:val="en-US"/>
+        </w:rPr>
+        <w:t>Route</w:t>
+      </w:r>
+      <w:r>
+        <w:rPr>
+          <w:lang w:val="en-US"/>
+        </w:rPr>
+        <w:t>s</w:t>
+      </w:r>
+      <w:r>
+        <w:rPr>
+          <w:lang w:val="en-US"/>
+        </w:rPr>
+        <w:t xml:space="preserve"> </w:t>
+      </w:r>
+      <w:r>
+        <w:rPr>
+          <w:lang w:val="en-US"/>
+        </w:rPr>
+        <w:tab/>
+      </w:r>
+      <w:r>
+        <w:rPr>
+          <w:lang w:val="en-US"/>
+        </w:rPr>
+        <w:t>: container of more than one routes</w:t>
+      </w:r>
+    </w:p>
+    <w:p>
+      <w:pPr>
+        <w:pStyle w:val="ListParagraph"/>
+        <w:numPr>
+          <w:ilvl w:val="0"/>
+          <w:numId w:val="10"/>
+        </w:numPr>
+        <w:rPr>
+          <w:lang w:val="en-US"/>
+        </w:rPr>
+      </w:pPr>
+      <w:r>
+        <w:rPr>
+          <w:lang w:val="en-US"/>
+        </w:rPr>
+        <w:t xml:space="preserve">Route </w:t>
+      </w:r>
+      <w:r>
+        <w:rPr>
+          <w:lang w:val="en-US"/>
+        </w:rPr>
+        <w:tab/>
+      </w:r>
+      <w:r>
+        <w:rPr>
+          <w:lang w:val="en-US"/>
+        </w:rPr>
+        <w:tab/>
+      </w:r>
+      <w:r>
+        <w:rPr>
+          <w:lang w:val="en-US"/>
+        </w:rPr>
+        <w:t xml:space="preserve">: </w:t>
+      </w:r>
+      <w:r>
+        <w:rPr>
+          <w:lang w:val="en-US"/>
+        </w:rPr>
+        <w:tab/>
+        <w:t xml:space="preserve">it help to map the path of the specific component. </w:t>
+      </w:r>
+    </w:p>
+    <w:p>
+      <w:pPr>
+        <w:pStyle w:val="ListParagraph"/>
+        <w:numPr>
+          <w:ilvl w:val="0"/>
+          <w:numId w:val="10"/>
+        </w:numPr>
+        <w:rPr>
+          <w:lang w:val="en-US"/>
+        </w:rPr>
+      </w:pPr>
+      <w:r>
+        <w:rPr>
+          <w:lang w:val="en-US"/>
+        </w:rPr>
+        <w:t xml:space="preserve"> Link </w:t>
+      </w:r>
+      <w:r>
+        <w:rPr>
+          <w:lang w:val="en-US"/>
+        </w:rPr>
+        <w:tab/>
+      </w:r>
+      <w:r>
+        <w:rPr>
+          <w:lang w:val="en-US"/>
+        </w:rPr>
+        <w:tab/>
+      </w:r>
+      <w:r>
+        <w:rPr>
+          <w:lang w:val="en-US"/>
+        </w:rPr>
+        <w:t>:</w:t>
+      </w:r>
+      <w:r>
+        <w:rPr>
+          <w:lang w:val="en-US"/>
+        </w:rPr>
+        <w:tab/>
+        <w:t xml:space="preserve">it help to navigate to another component without loading whole dom like hyper link but hyperlink load whole page. </w:t>
+      </w:r>
+    </w:p>
+    <w:p>
+      <w:pPr>
+        <w:pStyle w:val="ListParagraph"/>
+        <w:numPr>
+          <w:ilvl w:val="0"/>
+          <w:numId w:val="10"/>
+        </w:numPr>
+        <w:rPr>
+          <w:lang w:val="en-US"/>
+        </w:rPr>
+      </w:pPr>
+      <w:r>
+        <w:rPr>
+          <w:highlight w:val="yellow"/>
+          <w:lang w:val="en-US"/>
+        </w:rPr>
+        <w:t>useNavigate()</w:t>
+      </w:r>
+      <w:r>
+        <w:rPr>
+          <w:lang w:val="en-US"/>
+        </w:rPr>
+        <w:tab/>
+        <w:t xml:space="preserve">: pre defined hook part o react router which help to navigate with condition or programmatically. </w:t>
+      </w:r>
+    </w:p>
+    <w:p>
+      <w:pPr>
+        <w:pStyle w:val="ListParagraph"/>
+        <w:numPr>
+          <w:ilvl w:val="0"/>
+          <w:numId w:val="10"/>
+        </w:numPr>
+        <w:rPr>
+          <w:lang w:val="en-US"/>
+        </w:rPr>
+      </w:pPr>
+      <w:r>
+        <w:rPr>
+          <w:highlight w:val="yellow"/>
+          <w:lang w:val="en-US"/>
+        </w:rPr>
+        <w:t>useParam()</w:t>
+      </w:r>
+      <w:r>
+        <w:rPr>
+          <w:lang w:val="en-US"/>
+        </w:rPr>
+        <w:t xml:space="preserve"> : read the URL params</w:t>
+      </w:r>
+    </w:p>
+    <w:p>
+      <w:pPr>
+        <w:rPr>
+          <w:lang w:val="en-US"/>
+        </w:rPr>
+      </w:pPr>
+    </w:p>
+    <w:p>
+      <w:pPr>
         <w:rPr>
           <w:b/>
           <w:bCs/>
           <w:lang w:val="en-US"/>
         </w:rPr>
-        <w:t>custom-hook</w:t>
-      </w:r>
-    </w:p>
-    <w:p>
-      <w:pPr>
-        <w:rPr>
-          <w:lang w:val="en-US"/>
-        </w:rPr>
-      </w:pPr>
-      <w:r>
-        <w:rPr>
-          <w:lang w:val="en-US"/>
-        </w:rPr>
-        <w:t xml:space="preserve">cd </w:t>
-      </w:r>
-      <w:r>
-        <w:rPr>
-          <w:lang w:val="en-US"/>
-        </w:rPr>
-        <w:t xml:space="preserve">custom-hook </w:t>
-      </w:r>
-    </w:p>
-    <w:p>
-      <w:pPr>
-        <w:rPr>
-          <w:lang w:val="en-US"/>
-        </w:rPr>
-      </w:pPr>
-      <w:proofErr w:type="spellStart"/>
-      <w:r>
-        <w:rPr>
-          <w:lang w:val="en-US"/>
-        </w:rPr>
-        <w:t>npm</w:t>
-      </w:r>
-      <w:proofErr w:type="spellEnd"/>
-      <w:r>
-        <w:rPr>
-          <w:lang w:val="en-US"/>
-        </w:rPr>
-        <w:t xml:space="preserve"> install </w:t>
-      </w:r>
-      <w:proofErr w:type="spellStart"/>
-      <w:r>
-        <w:rPr>
-          <w:lang w:val="en-US"/>
-        </w:rPr>
-        <w:t>axios</w:t>
-      </w:r>
-      <w:proofErr w:type="spellEnd"/>
-      <w:r>
-        <w:rPr>
-          <w:lang w:val="en-US"/>
-        </w:rPr>
-        <w:t xml:space="preserve"> </w:t>
-      </w:r>
-    </w:p>
-    <w:p>
-      <w:pPr>
-        <w:rPr>
-          <w:lang w:val="en-US"/>
-        </w:rPr>
-      </w:pPr>
-    </w:p>
-    <w:p>
-      <w:pPr>
-        <w:rPr>
-          <w:lang w:val="en-US"/>
-        </w:rPr>
-      </w:pPr>
-      <w:r>
-        <w:rPr>
-          <w:lang w:val="en-US"/>
-        </w:rPr>
-        <w:t xml:space="preserve">creating custom </w:t>
-      </w:r>
-      <w:proofErr w:type="gramStart"/>
-      <w:r>
-        <w:rPr>
-          <w:lang w:val="en-US"/>
-        </w:rPr>
-        <w:t>hook</w:t>
-      </w:r>
-      <w:proofErr w:type="gramEnd"/>
-      <w:r>
-        <w:rPr>
-          <w:lang w:val="en-US"/>
-        </w:rPr>
-        <w:t xml:space="preserve"> to consume rest </w:t>
-      </w:r>
-      <w:proofErr w:type="spellStart"/>
-      <w:r>
-        <w:rPr>
-          <w:lang w:val="en-US"/>
-        </w:rPr>
-        <w:t>api</w:t>
-      </w:r>
-      <w:proofErr w:type="spellEnd"/>
-      <w:r>
-        <w:rPr>
-          <w:lang w:val="en-US"/>
-        </w:rPr>
-        <w:t xml:space="preserve"> with help of </w:t>
-      </w:r>
-      <w:proofErr w:type="spellStart"/>
-      <w:r>
-        <w:rPr>
-          <w:lang w:val="en-US"/>
-        </w:rPr>
-        <w:t>axios</w:t>
-      </w:r>
-      <w:proofErr w:type="spellEnd"/>
-      <w:r>
-        <w:rPr>
-          <w:lang w:val="en-US"/>
-        </w:rPr>
-        <w:t xml:space="preserve"> or fetch. </w:t>
-      </w:r>
-    </w:p>
-    <w:p>
-      <w:pPr>
-        <w:rPr>
-          <w:lang w:val="en-US"/>
-        </w:rPr>
-      </w:pPr>
-    </w:p>
-    <w:p>
-      <w:pPr>
+      </w:pPr>
+      <w:r>
         <w:rPr>
           <w:b/>
           <w:bCs/>
           <w:lang w:val="en-US"/>
         </w:rPr>
-      </w:pPr>
+        <w:t xml:space="preserve">npm create vite@latest </w:t>
+      </w:r>
       <w:r>
         <w:rPr>
           <w:b/>
           <w:bCs/>
           <w:lang w:val="en-US"/>
         </w:rPr>
-        <w:t xml:space="preserve">React routing </w:t>
-      </w:r>
-    </w:p>
-    <w:p>
-      <w:pPr>
-        <w:rPr>
-          <w:lang w:val="en-US"/>
-        </w:rPr>
-      </w:pPr>
-      <w:r>
-        <w:rPr>
-          <w:lang w:val="en-US"/>
-        </w:rPr>
-        <w:t>Angular or React JS or Vue JS help us to develop SPA (Single Page Application).</w:t>
-      </w:r>
-    </w:p>
-    <w:p>
-      <w:pPr>
-        <w:rPr>
-          <w:lang w:val="en-US"/>
-        </w:rPr>
-      </w:pPr>
-      <w:r>
-        <w:rPr>
-          <w:lang w:val="en-US"/>
-        </w:rPr>
-        <w:t xml:space="preserve">In MPA we can navigate or direct from one page to another page using hyper link, action attribute part of form tag or using JS functionality. In MPA whole </w:t>
-      </w:r>
-      <w:proofErr w:type="spellStart"/>
-      <w:r>
-        <w:rPr>
-          <w:lang w:val="en-US"/>
-        </w:rPr>
-        <w:t>dom</w:t>
-      </w:r>
-      <w:proofErr w:type="spellEnd"/>
-      <w:r>
-        <w:rPr>
-          <w:lang w:val="en-US"/>
-        </w:rPr>
-        <w:t xml:space="preserve"> loaded once again. </w:t>
-      </w:r>
-    </w:p>
-    <w:p>
-      <w:pPr>
-        <w:rPr>
-          <w:lang w:val="en-US"/>
-        </w:rPr>
-      </w:pPr>
-      <w:r>
-        <w:rPr>
-          <w:lang w:val="en-US"/>
-        </w:rPr>
-        <w:t xml:space="preserve">Routing modules help us to navigate one component JSX code to another component JSX code with or without condition. Routing doesn’t load whole page it will load the content of another page </w:t>
-      </w:r>
-      <w:proofErr w:type="gramStart"/>
-      <w:r>
-        <w:rPr>
-          <w:lang w:val="en-US"/>
-        </w:rPr>
-        <w:t>base</w:t>
-      </w:r>
-      <w:proofErr w:type="gramEnd"/>
-      <w:r>
-        <w:rPr>
-          <w:lang w:val="en-US"/>
-        </w:rPr>
-        <w:t xml:space="preserve"> upon routing path. </w:t>
-      </w:r>
+        <w:t>react-routing-demo</w:t>
+      </w:r>
+    </w:p>
+    <w:p>
+      <w:pPr>
+        <w:rPr>
+          <w:lang w:val="en-US"/>
+        </w:rPr>
+      </w:pPr>
+      <w:r>
+        <w:rPr>
+          <w:lang w:val="en-US"/>
+        </w:rPr>
+        <w:t xml:space="preserve">cd </w:t>
+      </w:r>
+      <w:r>
+        <w:rPr>
+          <w:b/>
+          <w:bCs/>
+          <w:lang w:val="en-US"/>
+        </w:rPr>
+        <w:t>react-routing-demo</w:t>
+      </w:r>
+    </w:p>
+    <w:p>
+      <w:pPr>
+        <w:rPr>
+          <w:lang w:val="en-US"/>
+        </w:rPr>
+      </w:pPr>
+      <w:r>
+        <w:rPr>
+          <w:lang w:val="en-US"/>
+        </w:rPr>
+        <w:t>npm install react-router-dom axios</w:t>
+      </w:r>
+    </w:p>
+    <w:p>
+      <w:pPr>
+        <w:rPr>
+          <w:lang w:val="en-US"/>
+        </w:rPr>
+      </w:pPr>
+    </w:p>
+    <w:p>
+      <w:pPr>
+        <w:ind w:left="360"/>
+        <w:rPr>
+          <w:lang w:val="en-US"/>
+        </w:rPr>
+      </w:pPr>
     </w:p>
     <w:p>
       <w:pPr>
@@ -938,6 +1051,95 @@
     </w:lvl>
   </w:abstractNum>
   <w:abstractNum w:abstractNumId="4" w15:restartNumberingAfterBreak="0">
+    <w:nsid w:val="3C804B31"/>
+    <w:multiLevelType w:val="hybridMultilevel"/>
+    <w:tmpl w:val="C48A7378"/>
+    <w:lvl w:ilvl="0" w:tplc="4009000F">
+      <w:start w:val="1"/>
+      <w:numFmt w:val="decimal"/>
+      <w:lvlText w:val="%1."/>
+      <w:lvlJc w:val="left"/>
+      <w:pPr>
+        <w:ind w:left="720" w:hanging="360"/>
+      </w:pPr>
+      <w:rPr>
+        <w:rFonts w:hint="default"/>
+      </w:rPr>
+    </w:lvl>
+    <w:lvl w:ilvl="1" w:tplc="40090019" w:tentative="1">
+      <w:start w:val="1"/>
+      <w:numFmt w:val="lowerLetter"/>
+      <w:lvlText w:val="%2."/>
+      <w:lvlJc w:val="left"/>
+      <w:pPr>
+        <w:ind w:left="1440" w:hanging="360"/>
+      </w:pPr>
+    </w:lvl>
+    <w:lvl w:ilvl="2" w:tplc="4009001B" w:tentative="1">
+      <w:start w:val="1"/>
+      <w:numFmt w:val="lowerRoman"/>
+      <w:lvlText w:val="%3."/>
+      <w:lvlJc w:val="right"/>
+      <w:pPr>
+        <w:ind w:left="2160" w:hanging="180"/>
+      </w:pPr>
+    </w:lvl>
+    <w:lvl w:ilvl="3" w:tplc="4009000F" w:tentative="1">
+      <w:start w:val="1"/>
+      <w:numFmt w:val="decimal"/>
+      <w:lvlText w:val="%4."/>
+      <w:lvlJc w:val="left"/>
+      <w:pPr>
+        <w:ind w:left="2880" w:hanging="360"/>
+      </w:pPr>
+    </w:lvl>
+    <w:lvl w:ilvl="4" w:tplc="40090019" w:tentative="1">
+      <w:start w:val="1"/>
+      <w:numFmt w:val="lowerLetter"/>
+      <w:lvlText w:val="%5."/>
+      <w:lvlJc w:val="left"/>
+      <w:pPr>
+        <w:ind w:left="3600" w:hanging="360"/>
+      </w:pPr>
+    </w:lvl>
+    <w:lvl w:ilvl="5" w:tplc="4009001B" w:tentative="1">
+      <w:start w:val="1"/>
+      <w:numFmt w:val="lowerRoman"/>
+      <w:lvlText w:val="%6."/>
+      <w:lvlJc w:val="right"/>
+      <w:pPr>
+        <w:ind w:left="4320" w:hanging="180"/>
+      </w:pPr>
+    </w:lvl>
+    <w:lvl w:ilvl="6" w:tplc="4009000F" w:tentative="1">
+      <w:start w:val="1"/>
+      <w:numFmt w:val="decimal"/>
+      <w:lvlText w:val="%7."/>
+      <w:lvlJc w:val="left"/>
+      <w:pPr>
+        <w:ind w:left="5040" w:hanging="360"/>
+      </w:pPr>
+    </w:lvl>
+    <w:lvl w:ilvl="7" w:tplc="40090019" w:tentative="1">
+      <w:start w:val="1"/>
+      <w:numFmt w:val="lowerLetter"/>
+      <w:lvlText w:val="%8."/>
+      <w:lvlJc w:val="left"/>
+      <w:pPr>
+        <w:ind w:left="5760" w:hanging="360"/>
+      </w:pPr>
+    </w:lvl>
+    <w:lvl w:ilvl="8" w:tplc="4009001B" w:tentative="1">
+      <w:start w:val="1"/>
+      <w:numFmt w:val="lowerRoman"/>
+      <w:lvlText w:val="%9."/>
+      <w:lvlJc w:val="right"/>
+      <w:pPr>
+        <w:ind w:left="6480" w:hanging="180"/>
+      </w:pPr>
+    </w:lvl>
+  </w:abstractNum>
+  <w:abstractNum w:abstractNumId="5" w15:restartNumberingAfterBreak="0">
     <w:nsid w:val="58241691"/>
     <w:multiLevelType w:val="hybridMultilevel"/>
     <w:tmpl w:val="BF103D2E"/>
@@ -1026,7 +1228,7 @@
       </w:pPr>
     </w:lvl>
   </w:abstractNum>
-  <w:abstractNum w:abstractNumId="5" w15:restartNumberingAfterBreak="0">
+  <w:abstractNum w:abstractNumId="6" w15:restartNumberingAfterBreak="0">
     <w:nsid w:val="752E32DF"/>
     <w:multiLevelType w:val="hybridMultilevel"/>
     <w:tmpl w:val="DC74E066"/>
@@ -1115,7 +1317,7 @@
       </w:pPr>
     </w:lvl>
   </w:abstractNum>
-  <w:abstractNum w:abstractNumId="6" w15:restartNumberingAfterBreak="0">
+  <w:abstractNum w:abstractNumId="7" w15:restartNumberingAfterBreak="0">
     <w:nsid w:val="783D7FEA"/>
     <w:multiLevelType w:val="hybridMultilevel"/>
     <w:tmpl w:val="D59ECED2"/>
@@ -1204,7 +1406,7 @@
       </w:pPr>
     </w:lvl>
   </w:abstractNum>
-  <w:abstractNum w:abstractNumId="7" w15:restartNumberingAfterBreak="0">
+  <w:abstractNum w:abstractNumId="8" w15:restartNumberingAfterBreak="0">
     <w:nsid w:val="7DA575FB"/>
     <w:multiLevelType w:val="hybridMultilevel"/>
     <w:tmpl w:val="7A069C7A"/>
@@ -1293,7 +1495,7 @@
       </w:pPr>
     </w:lvl>
   </w:abstractNum>
-  <w:abstractNum w:abstractNumId="8" w15:restartNumberingAfterBreak="0">
+  <w:abstractNum w:abstractNumId="9" w15:restartNumberingAfterBreak="0">
     <w:nsid w:val="7F384F2D"/>
     <w:multiLevelType w:val="hybridMultilevel"/>
     <w:tmpl w:val="5358C610"/>
@@ -1383,10 +1585,10 @@
     </w:lvl>
   </w:abstractNum>
   <w:num w:numId="1" w16cid:durableId="1997760568">
-    <w:abstractNumId w:val="6"/>
+    <w:abstractNumId w:val="7"/>
   </w:num>
   <w:num w:numId="2" w16cid:durableId="633604992">
-    <w:abstractNumId w:val="5"/>
+    <w:abstractNumId w:val="6"/>
   </w:num>
   <w:num w:numId="3" w16cid:durableId="1998147382">
     <w:abstractNumId w:val="3"/>
@@ -1395,19 +1597,22 @@
     <w:abstractNumId w:val="0"/>
   </w:num>
   <w:num w:numId="5" w16cid:durableId="439765844">
-    <w:abstractNumId w:val="8"/>
+    <w:abstractNumId w:val="9"/>
   </w:num>
   <w:num w:numId="6" w16cid:durableId="1718583286">
-    <w:abstractNumId w:val="4"/>
+    <w:abstractNumId w:val="5"/>
   </w:num>
   <w:num w:numId="7" w16cid:durableId="1814522746">
     <w:abstractNumId w:val="2"/>
   </w:num>
   <w:num w:numId="8" w16cid:durableId="1033962790">
-    <w:abstractNumId w:val="7"/>
+    <w:abstractNumId w:val="8"/>
   </w:num>
   <w:num w:numId="9" w16cid:durableId="1531214618">
     <w:abstractNumId w:val="1"/>
+  </w:num>
+  <w:num w:numId="10" w16cid:durableId="6832528">
+    <w:abstractNumId w:val="4"/>
   </w:num>
 </w:numbering>
 </file>
